--- a/03_Outputs/final scripts/fr/Module 5/5.3.0-fr.docx
+++ b/03_Outputs/final scripts/fr/Module 5/5.3.0-fr.docx
@@ -9,7 +9,7 @@
     </w:p>
     <w:p>
       <w:r>
-        <w:t xml:space="preserve">Le passage à une énergie durable ne concerne pas seulement les nouvelles technologies. Il s'agit d'utiliser les bons outils politiques pour orienter les investissements, protéger les personnes et la planète, et rendre réalisables les objectifs climatiques à long terme. Ce chapitre présente comment les gouvernements combinent différents types d'instruments en une stratégie cohérente.  </w:t>
+        <w:t xml:space="preserve">Le passage à une énergie durable ne concerne pas seulement les nouvelles technologies. Il s'agit d'utiliser les bons outils politiques pour orienter les investissements, protéger les personnes et la planète, et rendre les objectifs climatiques à long terme réalisables. Ce chapitre présente comment les gouvernements combinent différents types d'instruments en une stratégie cohérente.  </w:t>
       </w:r>
     </w:p>
     <w:p>
